--- a/conference/article.docx
+++ b/conference/article.docx
@@ -13,7 +13,7 @@
         <w:rPr>
           <w:lang w:val="ru-RU"/>
         </w:rPr>
-        <w:t>РАЗРАБОТКА ЗАЩИЩЁННОЙ СИСТЕМЫ УДАЛЁННОЙ ВИРТУАЛИЗАЦИИ С ИНТЕЛЛЕКТУАЛЬНЫМ АНАЛИЗОМ ПОВЕДЕНИЯ ПОЛЬЗОВАТЕЛЕЙ</w:t>
+        <w:t>РАЗРАБОТКА ЗАЩИЩЁННОЙ СИСТЕМЫ УДАЛЁННОЙ ВИРТУАЛИЗАЦИИ</w:t>
       </w:r>
     </w:p>
     <w:p>
@@ -45,23 +45,7 @@
         </w:rPr>
         <w:t>Белорусский государственный университет, пр. Независимости, 4,</w:t>
         <w:br/>
-        <w:t xml:space="preserve">220030, г. Минск, Беларусь, </w:t>
-      </w:r>
-      <w:r>
-        <w:rPr>
-          <w:i/>
-          <w:sz w:val="24"/>
-          <w:lang w:val="ru-RU"/>
-        </w:rPr>
-        <w:t>rct.dubina</w:t>
-      </w:r>
-      <w:r>
-        <w:rPr>
-          <w:i/>
-          <w:sz w:val="24"/>
-          <w:lang w:val="ru-RU"/>
-        </w:rPr>
-        <w:t>@bsu.by</w:t>
+        <w:t>220030, г. Минск, Беларусь, rct.dubina@bsu.by</w:t>
       </w:r>
     </w:p>
     <w:p>
@@ -296,19 +280,7 @@
         <w:rPr>
           <w:lang w:val="ru-RU"/>
         </w:rPr>
-        <w:t xml:space="preserve">Второй уровень (AI 2) запускается администратором (рис. 2). Модуль временно монтирует LUKS-том контейнера, считывает файлы истории оболочки и размонтирует том. Команды проходят пятиуровневую санитизацию </w:t>
-      </w:r>
-      <w:r>
-        <w:rPr>
-          <w:lang w:val="ru-RU"/>
-        </w:rPr>
-        <w:t>с целью защиты от промпт инъекций</w:t>
-      </w:r>
-      <w:r>
-        <w:rPr>
-          <w:lang w:val="ru-RU"/>
-        </w:rPr>
-        <w:t>: нумерованный формат с маркерами BEGIN/END; фильтрация паттернов инъекций регулярными выражениями; ограничение объёма (500 строк по 200 символов); явная маркировка блока как данных; валидация ответа по JSON-схеме с полями risk_level, summary, findings, recommendation [8]. В качестве модели используется Qwen2.5 (3B), запускаемая локально через Ollama [9], что исключает утечку данных. Результаты сохраняются в БД и JSON-файл для автоматической генерации PDF-отчёта.</w:t>
+        <w:t>Второй уровень (AI 2) запускается администратором (рис. 2). Модуль временно монтирует LUKS-том контейнера, считывает файлы истории оболочки и размонтирует том. Команды проходят пятиуровневую санитизацию с целью защиты от промпт инъекций: нумерованный формат с маркерами BEGIN/END; фильтрация паттернов инъекций регулярными выражениями; ограничение объёма (500 строк по 200 символов); явная маркировка блока как данных; валидация ответа по JSON-схеме с полями risk_level, summary, findings, recommendation [8]. В качестве модели используется Qwen2.5 (3B), запускаемая локально через Ollama [9], что исключает утечку данных. Результаты сохраняются в БД и JSON-файл для автоматической генерации PDF-отчёта.</w:t>
       </w:r>
     </w:p>
     <w:p>
@@ -371,7 +343,7 @@
                   </pic:nvPicPr>
                   <pic:blipFill>
                     <a:blip r:embed="rId3"/>
-                    <a:srcRect l="0" t="0" r="0" b="46789"/>
+                    <a:srcRect l="0" t="0" r="0" b="46785"/>
                     <a:stretch>
                       <a:fillRect/>
                     </a:stretch>
@@ -413,7 +385,7 @@
                   </pic:nvPicPr>
                   <pic:blipFill>
                     <a:blip r:embed="rId4"/>
-                    <a:srcRect l="0" t="50991" r="0" b="0"/>
+                    <a:srcRect l="0" t="50984" r="0" b="0"/>
                     <a:stretch>
                       <a:fillRect/>
                     </a:stretch>
@@ -493,19 +465,7 @@
         <w:rPr>
           <w:lang w:val="ru-RU"/>
         </w:rPr>
-        <w:t xml:space="preserve">Подсистема анализа тестировалась на синтетических данных: 60 дней нормальных сессий с инъекцией аномалий (подключения в 2:00–5:00 UTC, 15 сессий/день, подозрительные команды). AI 1 обнаружил аномалии unusual_time и high_frequency (severity=high). AI 2 классифицировал историю с попытками чтения /etc/shadow и обратными оболочками </w:t>
-      </w:r>
-      <w:r>
-        <w:rPr>
-          <w:lang w:val="ru-RU"/>
-        </w:rPr>
-        <w:t>(reverse shell)</w:t>
-      </w:r>
-      <w:r>
-        <w:rPr>
-          <w:lang w:val="ru-RU"/>
-        </w:rPr>
-        <w:t xml:space="preserve"> как malicious. Данные контейнеров зашифрованы (LUKS); команды анализируются локально; санитизация защищает от инъекций. К ограничениям относится отсутствие Secure Element на ESP32-C3 [3].</w:t>
+        <w:t>Подсистема анализа тестировалась на синтетических данных: 60 дней нормальных сессий с инъекцией аномалий (подключения в 2:00–5:00 UTC, 15 сессий/день, подозрительные команды). AI 1 обнаружил аномалии unusual_time и high_frequency (severity=high). AI 2 классифицировал историю с попытками чтения /etc/shadow и обратными оболочками (reverse shell) как malicious. Данные контейнеров зашифрованы (LUKS); команды анализируются локально; санитизация защищает от инъекций. К ограничениям относится отсутствие Secure Element на ESP32-C3 [3].</w:t>
       </w:r>
     </w:p>
     <w:p>
